--- a/download/controllable_unit_service_provider.docx
+++ b/download/controllable_unit_service_provider.docx
@@ -674,41 +674,6 @@
             </w:pPr>
             <w:r>
               <w:t xml:space="preserve">Status</w:t>
-            </w:r>
-          </w:p>
-        </w:tc>
-      </w:tr>
-      <w:tr>
-        <w:tc>
-          <w:tcPr/>
-          <w:p>
-            <w:pPr>
-              <w:pStyle w:val="Compact"/>
-            </w:pPr>
-            <w:r>
-              <w:t xml:space="preserve">CUSP-VAL001</w:t>
-            </w:r>
-          </w:p>
-        </w:tc>
-        <w:tc>
-          <w:tcPr/>
-          <w:p>
-            <w:pPr>
-              <w:pStyle w:val="Compact"/>
-            </w:pPr>
-            <w:r>
-              <w:t xml:space="preserve">Valid time is frozen after 2 weeks for SP.</w:t>
-            </w:r>
-          </w:p>
-        </w:tc>
-        <w:tc>
-          <w:tcPr/>
-          <w:p>
-            <w:pPr>
-              <w:pStyle w:val="Compact"/>
-            </w:pPr>
-            <w:r>
-              <w:t xml:space="preserve">DONE</w:t>
             </w:r>
           </w:p>
         </w:tc>
@@ -1711,7 +1676,7 @@
               <w:pStyle w:val="Compact"/>
             </w:pPr>
             <w:r>
-              <w:t xml:space="preserve">Create, read, update and delete CUSP where they are SP.</w:t>
+              <w:t xml:space="preserve">Create, read and update CUSP where they are SP.</w:t>
             </w:r>
           </w:p>
         </w:tc>

--- a/download/controllable_unit_service_provider.docx
+++ b/download/controllable_unit_service_provider.docx
@@ -2,7 +2,7 @@
 <file path=word/document.xml><?xml version="1.0" encoding="utf-8"?>
 <w:document xmlns:w="http://schemas.openxmlformats.org/wordprocessingml/2006/main" xmlns:m="http://schemas.openxmlformats.org/officeDocument/2006/math" xmlns:r="http://schemas.openxmlformats.org/officeDocument/2006/relationships" xmlns:o="urn:schemas-microsoft-com:office:office" xmlns:v="urn:schemas-microsoft-com:vml" xmlns:w10="urn:schemas-microsoft-com:office:word" xmlns:a="http://schemas.openxmlformats.org/drawingml/2006/main" xmlns:pic="http://schemas.openxmlformats.org/drawingml/2006/picture" xmlns:wp="http://schemas.openxmlformats.org/drawingml/2006/wordprocessingDrawing">
   <w:body>
-    <w:bookmarkStart w:id="43" w:name="controllable-unit-service-provider"/>
+    <w:bookmarkStart w:id="43" w:name="_6aa1a48f54df5898d4f3bc71ce96ce72d59bb9a"/>
     <w:p>
       <w:pPr>
         <w:pStyle w:val="Overskrift1"/>
@@ -31,7 +31,7 @@
         <w:t xml:space="preserve">of one service provider per activation period.</w:t>
       </w:r>
     </w:p>
-    <w:bookmarkStart w:id="22" w:name="relevant-links"/>
+    <w:bookmarkStart w:id="22" w:name="_79afa4f38a91732ffbb4c55883dc88cdfa88c95"/>
     <w:p>
       <w:pPr>
         <w:pStyle w:val="Overskrift2"/>
@@ -75,7 +75,7 @@
       </w:hyperlink>
     </w:p>
     <w:bookmarkEnd w:id="22"/>
-    <w:bookmarkStart w:id="25" w:name="fields"/>
+    <w:bookmarkStart w:id="25" w:name="_fields"/>
     <w:p>
       <w:pPr>
         <w:pStyle w:val="Overskrift2"/>
@@ -619,7 +619,7 @@
       </w:tr>
     </w:tbl>
     <w:bookmarkEnd w:id="25"/>
-    <w:bookmarkStart w:id="26" w:name="validation-rules"/>
+    <w:bookmarkStart w:id="26" w:name="_59f998a8f2e664043807375c511f11331608f95"/>
     <w:p>
       <w:pPr>
         <w:pStyle w:val="Overskrift2"/>
@@ -785,7 +785,7 @@
       </w:tr>
     </w:tbl>
     <w:bookmarkEnd w:id="26"/>
-    <w:bookmarkStart w:id="27" w:name="notifications"/>
+    <w:bookmarkStart w:id="27" w:name="_notifications"/>
     <w:p>
       <w:pPr>
         <w:pStyle w:val="Overskrift2"/>
@@ -942,7 +942,7 @@
       </w:tr>
     </w:tbl>
     <w:bookmarkEnd w:id="27"/>
-    <w:bookmarkStart w:id="42" w:name="authorization"/>
+    <w:bookmarkStart w:id="42" w:name="_authorization"/>
     <w:p>
       <w:pPr>
         <w:pStyle w:val="Overskrift2"/>
@@ -951,7 +951,7 @@
         <w:t xml:space="preserve">Authorization</w:t>
       </w:r>
     </w:p>
-    <w:bookmarkStart w:id="39" w:name="resource-level-authorization"/>
+    <w:bookmarkStart w:id="39" w:name="_ea7458f1c517e163e4c33e527853f16a851511d"/>
     <w:p>
       <w:pPr>
         <w:pStyle w:val="Overskrift3"/>
@@ -1004,7 +1004,7 @@
         <w:t xml:space="preserve">.</w:t>
       </w:r>
     </w:p>
-    <w:bookmarkStart w:id="29" w:name="anonymous"/>
+    <w:bookmarkStart w:id="29" w:name="_anonymous"/>
     <w:p>
       <w:pPr>
         <w:pStyle w:val="Overskrift4"/>
@@ -1022,7 +1022,7 @@
       </w:r>
     </w:p>
     <w:bookmarkEnd w:id="29"/>
-    <w:bookmarkStart w:id="30" w:name="common"/>
+    <w:bookmarkStart w:id="30" w:name="_common"/>
     <w:p>
       <w:pPr>
         <w:pStyle w:val="Overskrift4"/>
@@ -1040,7 +1040,7 @@
       </w:r>
     </w:p>
     <w:bookmarkEnd w:id="30"/>
-    <w:bookmarkStart w:id="31" w:name="balance-responsible-party"/>
+    <w:bookmarkStart w:id="31" w:name="_33d042ea865d9ccdd21972e4941eb9a3e57dea9"/>
     <w:p>
       <w:pPr>
         <w:pStyle w:val="Overskrift4"/>
@@ -1171,7 +1171,7 @@
       </w:tr>
     </w:tbl>
     <w:bookmarkEnd w:id="31"/>
-    <w:bookmarkStart w:id="32" w:name="end-user"/>
+    <w:bookmarkStart w:id="32" w:name="_587ff7c550b65da706cc6ed28c28196eac21d0d"/>
     <w:p>
       <w:pPr>
         <w:pStyle w:val="Overskrift4"/>
@@ -1302,7 +1302,7 @@
       </w:tr>
     </w:tbl>
     <w:bookmarkEnd w:id="32"/>
-    <w:bookmarkStart w:id="33" w:name="energy-supplier"/>
+    <w:bookmarkStart w:id="33" w:name="_0ae40e3cd02a5e6cf223650bdd6f54d616f5022"/>
     <w:p>
       <w:pPr>
         <w:pStyle w:val="Overskrift4"/>
@@ -1320,7 +1320,7 @@
       </w:r>
     </w:p>
     <w:bookmarkEnd w:id="33"/>
-    <w:bookmarkStart w:id="34" w:name="flexibility-information-system-operator"/>
+    <w:bookmarkStart w:id="34" w:name="_205d448ec611aeec17125b0a6a21826729c6ace"/>
     <w:p>
       <w:pPr>
         <w:pStyle w:val="Overskrift4"/>
@@ -1450,7 +1450,7 @@
       </w:tr>
     </w:tbl>
     <w:bookmarkEnd w:id="34"/>
-    <w:bookmarkStart w:id="35" w:name="organisation"/>
+    <w:bookmarkStart w:id="35" w:name="_organisation"/>
     <w:p>
       <w:pPr>
         <w:pStyle w:val="Overskrift4"/>
@@ -1468,7 +1468,7 @@
       </w:r>
     </w:p>
     <w:bookmarkEnd w:id="35"/>
-    <w:bookmarkStart w:id="36" w:name="system-operator"/>
+    <w:bookmarkStart w:id="36" w:name="_fc1969e12ffa04b3f787795e7ddfde406a09f5a"/>
     <w:p>
       <w:pPr>
         <w:pStyle w:val="Overskrift4"/>
@@ -1598,7 +1598,7 @@
       </w:tr>
     </w:tbl>
     <w:bookmarkEnd w:id="36"/>
-    <w:bookmarkStart w:id="37" w:name="service-provider"/>
+    <w:bookmarkStart w:id="37" w:name="_b462e6d210ec9c712e4b2292c76af28fc130787"/>
     <w:p>
       <w:pPr>
         <w:pStyle w:val="Overskrift4"/>
@@ -1729,7 +1729,7 @@
       </w:tr>
     </w:tbl>
     <w:bookmarkEnd w:id="37"/>
-    <w:bookmarkStart w:id="38" w:name="third-party"/>
+    <w:bookmarkStart w:id="38" w:name="_27deb66bcd01342a3df78b2190e8adbdc1219d6"/>
     <w:p>
       <w:pPr>
         <w:pStyle w:val="Overskrift4"/>
@@ -1748,7 +1748,7 @@
     </w:p>
     <w:bookmarkEnd w:id="38"/>
     <w:bookmarkEnd w:id="39"/>
-    <w:bookmarkStart w:id="41" w:name="field-level-authorization"/>
+    <w:bookmarkStart w:id="41" w:name="_12ddb80e42fe95428c38865dcd3a67097e70e69"/>
     <w:p>
       <w:pPr>
         <w:pStyle w:val="Overskrift3"/>

--- a/download/controllable_unit_service_provider.docx
+++ b/download/controllable_unit_service_provider.docx
@@ -1950,6 +1950,14 @@
             <w:pPr>
               <w:pStyle w:val="Compact"/>
             </w:pPr>
+          </w:p>
+        </w:tc>
+        <w:tc>
+          <w:tcPr/>
+          <w:p>
+            <w:pPr>
+              <w:pStyle w:val="Compact"/>
+            </w:pPr>
             <w:r>
               <w:t xml:space="preserve">R</w:t>
             </w:r>
@@ -1994,20 +2002,6 @@
             <w:pPr>
               <w:pStyle w:val="Compact"/>
             </w:pPr>
-            <w:r>
-              <w:t xml:space="preserve">R</w:t>
-            </w:r>
-          </w:p>
-        </w:tc>
-        <w:tc>
-          <w:tcPr/>
-          <w:p>
-            <w:pPr>
-              <w:pStyle w:val="Compact"/>
-            </w:pPr>
-            <w:r>
-              <w:t xml:space="preserve">R</w:t>
-            </w:r>
           </w:p>
         </w:tc>
         <w:tc>
@@ -2056,6 +2050,14 @@
             <w:pPr>
               <w:pStyle w:val="Compact"/>
             </w:pPr>
+          </w:p>
+        </w:tc>
+        <w:tc>
+          <w:tcPr/>
+          <w:p>
+            <w:pPr>
+              <w:pStyle w:val="Compact"/>
+            </w:pPr>
             <w:r>
               <w:t xml:space="preserve">R</w:t>
             </w:r>
@@ -2068,6 +2070,17 @@
               <w:pStyle w:val="Compact"/>
             </w:pPr>
             <w:r>
+              <w:t xml:space="preserve">RC</w:t>
+            </w:r>
+          </w:p>
+        </w:tc>
+        <w:tc>
+          <w:tcPr/>
+          <w:p>
+            <w:pPr>
+              <w:pStyle w:val="Compact"/>
+            </w:pPr>
+            <w:r>
               <w:t xml:space="preserve">R</w:t>
             </w:r>
           </w:p>
@@ -2089,31 +2102,6 @@
             <w:pPr>
               <w:pStyle w:val="Compact"/>
             </w:pPr>
-            <w:r>
-              <w:t xml:space="preserve">R</w:t>
-            </w:r>
-          </w:p>
-        </w:tc>
-        <w:tc>
-          <w:tcPr/>
-          <w:p>
-            <w:pPr>
-              <w:pStyle w:val="Compact"/>
-            </w:pPr>
-            <w:r>
-              <w:t xml:space="preserve">RC</w:t>
-            </w:r>
-          </w:p>
-        </w:tc>
-        <w:tc>
-          <w:tcPr/>
-          <w:p>
-            <w:pPr>
-              <w:pStyle w:val="Compact"/>
-            </w:pPr>
-            <w:r>
-              <w:t xml:space="preserve">R</w:t>
-            </w:r>
           </w:p>
         </w:tc>
         <w:tc>
@@ -2162,6 +2150,14 @@
             <w:pPr>
               <w:pStyle w:val="Compact"/>
             </w:pPr>
+          </w:p>
+        </w:tc>
+        <w:tc>
+          <w:tcPr/>
+          <w:p>
+            <w:pPr>
+              <w:pStyle w:val="Compact"/>
+            </w:pPr>
             <w:r>
               <w:t xml:space="preserve">R</w:t>
             </w:r>
@@ -2174,6 +2170,17 @@
               <w:pStyle w:val="Compact"/>
             </w:pPr>
             <w:r>
+              <w:t xml:space="preserve">RC</w:t>
+            </w:r>
+          </w:p>
+        </w:tc>
+        <w:tc>
+          <w:tcPr/>
+          <w:p>
+            <w:pPr>
+              <w:pStyle w:val="Compact"/>
+            </w:pPr>
+            <w:r>
               <w:t xml:space="preserve">R</w:t>
             </w:r>
           </w:p>
@@ -2195,31 +2202,6 @@
             <w:pPr>
               <w:pStyle w:val="Compact"/>
             </w:pPr>
-            <w:r>
-              <w:t xml:space="preserve">R</w:t>
-            </w:r>
-          </w:p>
-        </w:tc>
-        <w:tc>
-          <w:tcPr/>
-          <w:p>
-            <w:pPr>
-              <w:pStyle w:val="Compact"/>
-            </w:pPr>
-            <w:r>
-              <w:t xml:space="preserve">RC</w:t>
-            </w:r>
-          </w:p>
-        </w:tc>
-        <w:tc>
-          <w:tcPr/>
-          <w:p>
-            <w:pPr>
-              <w:pStyle w:val="Compact"/>
-            </w:pPr>
-            <w:r>
-              <w:t xml:space="preserve">R</w:t>
-            </w:r>
           </w:p>
         </w:tc>
         <w:tc>
@@ -2268,6 +2250,14 @@
             <w:pPr>
               <w:pStyle w:val="Compact"/>
             </w:pPr>
+          </w:p>
+        </w:tc>
+        <w:tc>
+          <w:tcPr/>
+          <w:p>
+            <w:pPr>
+              <w:pStyle w:val="Compact"/>
+            </w:pPr>
             <w:r>
               <w:t xml:space="preserve">R</w:t>
             </w:r>
@@ -2280,6 +2270,17 @@
               <w:pStyle w:val="Compact"/>
             </w:pPr>
             <w:r>
+              <w:t xml:space="preserve">RC</w:t>
+            </w:r>
+          </w:p>
+        </w:tc>
+        <w:tc>
+          <w:tcPr/>
+          <w:p>
+            <w:pPr>
+              <w:pStyle w:val="Compact"/>
+            </w:pPr>
+            <w:r>
               <w:t xml:space="preserve">R</w:t>
             </w:r>
           </w:p>
@@ -2301,31 +2302,6 @@
             <w:pPr>
               <w:pStyle w:val="Compact"/>
             </w:pPr>
-            <w:r>
-              <w:t xml:space="preserve">R</w:t>
-            </w:r>
-          </w:p>
-        </w:tc>
-        <w:tc>
-          <w:tcPr/>
-          <w:p>
-            <w:pPr>
-              <w:pStyle w:val="Compact"/>
-            </w:pPr>
-            <w:r>
-              <w:t xml:space="preserve">RC</w:t>
-            </w:r>
-          </w:p>
-        </w:tc>
-        <w:tc>
-          <w:tcPr/>
-          <w:p>
-            <w:pPr>
-              <w:pStyle w:val="Compact"/>
-            </w:pPr>
-            <w:r>
-              <w:t xml:space="preserve">R</w:t>
-            </w:r>
           </w:p>
         </w:tc>
         <w:tc>
@@ -2374,6 +2350,14 @@
             <w:pPr>
               <w:pStyle w:val="Compact"/>
             </w:pPr>
+          </w:p>
+        </w:tc>
+        <w:tc>
+          <w:tcPr/>
+          <w:p>
+            <w:pPr>
+              <w:pStyle w:val="Compact"/>
+            </w:pPr>
             <w:r>
               <w:t xml:space="preserve">R</w:t>
             </w:r>
@@ -2386,6 +2370,17 @@
               <w:pStyle w:val="Compact"/>
             </w:pPr>
             <w:r>
+              <w:t xml:space="preserve">RCU</w:t>
+            </w:r>
+          </w:p>
+        </w:tc>
+        <w:tc>
+          <w:tcPr/>
+          <w:p>
+            <w:pPr>
+              <w:pStyle w:val="Compact"/>
+            </w:pPr>
+            <w:r>
               <w:t xml:space="preserve">R</w:t>
             </w:r>
           </w:p>
@@ -2407,31 +2402,6 @@
             <w:pPr>
               <w:pStyle w:val="Compact"/>
             </w:pPr>
-            <w:r>
-              <w:t xml:space="preserve">R</w:t>
-            </w:r>
-          </w:p>
-        </w:tc>
-        <w:tc>
-          <w:tcPr/>
-          <w:p>
-            <w:pPr>
-              <w:pStyle w:val="Compact"/>
-            </w:pPr>
-            <w:r>
-              <w:t xml:space="preserve">RCU</w:t>
-            </w:r>
-          </w:p>
-        </w:tc>
-        <w:tc>
-          <w:tcPr/>
-          <w:p>
-            <w:pPr>
-              <w:pStyle w:val="Compact"/>
-            </w:pPr>
-            <w:r>
-              <w:t xml:space="preserve">R</w:t>
-            </w:r>
           </w:p>
         </w:tc>
         <w:tc>
@@ -2480,6 +2450,14 @@
             <w:pPr>
               <w:pStyle w:val="Compact"/>
             </w:pPr>
+          </w:p>
+        </w:tc>
+        <w:tc>
+          <w:tcPr/>
+          <w:p>
+            <w:pPr>
+              <w:pStyle w:val="Compact"/>
+            </w:pPr>
             <w:r>
               <w:t xml:space="preserve">R</w:t>
             </w:r>
@@ -2492,6 +2470,17 @@
               <w:pStyle w:val="Compact"/>
             </w:pPr>
             <w:r>
+              <w:t xml:space="preserve">RCU</w:t>
+            </w:r>
+          </w:p>
+        </w:tc>
+        <w:tc>
+          <w:tcPr/>
+          <w:p>
+            <w:pPr>
+              <w:pStyle w:val="Compact"/>
+            </w:pPr>
+            <w:r>
               <w:t xml:space="preserve">R</w:t>
             </w:r>
           </w:p>
@@ -2513,31 +2502,6 @@
             <w:pPr>
               <w:pStyle w:val="Compact"/>
             </w:pPr>
-            <w:r>
-              <w:t xml:space="preserve">R</w:t>
-            </w:r>
-          </w:p>
-        </w:tc>
-        <w:tc>
-          <w:tcPr/>
-          <w:p>
-            <w:pPr>
-              <w:pStyle w:val="Compact"/>
-            </w:pPr>
-            <w:r>
-              <w:t xml:space="preserve">RCU</w:t>
-            </w:r>
-          </w:p>
-        </w:tc>
-        <w:tc>
-          <w:tcPr/>
-          <w:p>
-            <w:pPr>
-              <w:pStyle w:val="Compact"/>
-            </w:pPr>
-            <w:r>
-              <w:t xml:space="preserve">R</w:t>
-            </w:r>
           </w:p>
         </w:tc>
         <w:tc>
@@ -2586,6 +2550,14 @@
             <w:pPr>
               <w:pStyle w:val="Compact"/>
             </w:pPr>
+          </w:p>
+        </w:tc>
+        <w:tc>
+          <w:tcPr/>
+          <w:p>
+            <w:pPr>
+              <w:pStyle w:val="Compact"/>
+            </w:pPr>
             <w:r>
               <w:t xml:space="preserve">R</w:t>
             </w:r>
@@ -2598,6 +2570,17 @@
               <w:pStyle w:val="Compact"/>
             </w:pPr>
             <w:r>
+              <w:t xml:space="preserve">RCU</w:t>
+            </w:r>
+          </w:p>
+        </w:tc>
+        <w:tc>
+          <w:tcPr/>
+          <w:p>
+            <w:pPr>
+              <w:pStyle w:val="Compact"/>
+            </w:pPr>
+            <w:r>
               <w:t xml:space="preserve">R</w:t>
             </w:r>
           </w:p>
@@ -2619,31 +2602,6 @@
             <w:pPr>
               <w:pStyle w:val="Compact"/>
             </w:pPr>
-            <w:r>
-              <w:t xml:space="preserve">R</w:t>
-            </w:r>
-          </w:p>
-        </w:tc>
-        <w:tc>
-          <w:tcPr/>
-          <w:p>
-            <w:pPr>
-              <w:pStyle w:val="Compact"/>
-            </w:pPr>
-            <w:r>
-              <w:t xml:space="preserve">RCU</w:t>
-            </w:r>
-          </w:p>
-        </w:tc>
-        <w:tc>
-          <w:tcPr/>
-          <w:p>
-            <w:pPr>
-              <w:pStyle w:val="Compact"/>
-            </w:pPr>
-            <w:r>
-              <w:t xml:space="preserve">R</w:t>
-            </w:r>
           </w:p>
         </w:tc>
         <w:tc>
@@ -2692,6 +2650,14 @@
             <w:pPr>
               <w:pStyle w:val="Compact"/>
             </w:pPr>
+          </w:p>
+        </w:tc>
+        <w:tc>
+          <w:tcPr/>
+          <w:p>
+            <w:pPr>
+              <w:pStyle w:val="Compact"/>
+            </w:pPr>
             <w:r>
               <w:t xml:space="preserve">R</w:t>
             </w:r>
@@ -2736,20 +2702,6 @@
             <w:pPr>
               <w:pStyle w:val="Compact"/>
             </w:pPr>
-            <w:r>
-              <w:t xml:space="preserve">R</w:t>
-            </w:r>
-          </w:p>
-        </w:tc>
-        <w:tc>
-          <w:tcPr/>
-          <w:p>
-            <w:pPr>
-              <w:pStyle w:val="Compact"/>
-            </w:pPr>
-            <w:r>
-              <w:t xml:space="preserve">R</w:t>
-            </w:r>
           </w:p>
         </w:tc>
         <w:tc>
@@ -2798,6 +2750,14 @@
             <w:pPr>
               <w:pStyle w:val="Compact"/>
             </w:pPr>
+          </w:p>
+        </w:tc>
+        <w:tc>
+          <w:tcPr/>
+          <w:p>
+            <w:pPr>
+              <w:pStyle w:val="Compact"/>
+            </w:pPr>
             <w:r>
               <w:t xml:space="preserve">R</w:t>
             </w:r>
@@ -2842,20 +2802,6 @@
             <w:pPr>
               <w:pStyle w:val="Compact"/>
             </w:pPr>
-            <w:r>
-              <w:t xml:space="preserve">R</w:t>
-            </w:r>
-          </w:p>
-        </w:tc>
-        <w:tc>
-          <w:tcPr/>
-          <w:p>
-            <w:pPr>
-              <w:pStyle w:val="Compact"/>
-            </w:pPr>
-            <w:r>
-              <w:t xml:space="preserve">R</w:t>
-            </w:r>
           </w:p>
         </w:tc>
         <w:tc>
